--- a/descargas/eso/word/PRESENTE_eso_semana1.docx
+++ b/descargas/eso/word/PRESENTE_eso_semana1.docx
@@ -126,7 +126,7 @@
       </w:r>
       <w:r>
         <w:rPr/>
-        <w:t xml:space="preserve">dos propuestas; cada clase elige una (la monta un grupo de la clase):</w:t>
+        <w:t xml:space="preserve">cada clase usa uno de los dos modelos (la monta un grupo de la clase) (ver la pestaña «Símbolo»):</w:t>
       </w:r>
     </w:p>
     <w:p>
@@ -143,7 +143,7 @@
           <w:bCs/>
           <w:color w:val="22708C"/>
         </w:rPr>
-        <w:t xml:space="preserve">Caja cúbica (propuestas A y B): </w:t>
+        <w:t xml:space="preserve">Modelo A · caja cúbica: </w:t>
       </w:r>
       <w:r>
         <w:rPr/>
@@ -164,11 +164,11 @@
           <w:bCs/>
           <w:color w:val="22708C"/>
         </w:rPr>
-        <w:t xml:space="preserve">Caja abatible (propuesta C): </w:t>
-      </w:r>
-      <w:r>
-        <w:rPr/>
-        <w:t xml:space="preserve"> lámina 1: la cruz se deja abierta en plano junto a la corona y cada alumno pone en el centro un círculo con su nombre (lámina 3) diciendo «¡Presente!».</w:t>
+        <w:t xml:space="preserve">Modelo B · caja abatible: </w:t>
+      </w:r>
+      <w:r>
+        <w:rPr/>
+        <w:t xml:space="preserve"> plantillas 1 y 2: la cruz se deja abierta en plano junto a la corona, con la tapa al lado.</w:t>
       </w:r>
     </w:p>
     <w:p>
